--- a/Mobile app development.docx
+++ b/Mobile app development.docx
@@ -31,7 +31,7 @@
                     </pic:cNvPicPr>
                   </pic:nvPicPr>
                   <pic:blipFill>
-                    <a:blip r:embed="rId6" cstate="print">
+                    <a:blip r:embed="rId7" cstate="print">
                       <a:extLst>
                         <a:ext uri="{28A0092B-C50C-407E-A947-70E740481C1C}">
                           <a14:useLocalDpi xmlns:a14="http://schemas.microsoft.com/office/drawing/2010/main" val="0"/>
@@ -69,7 +69,7 @@
           <w:noProof/>
         </w:rPr>
         <w:drawing>
-          <wp:inline distT="0" distB="0" distL="0" distR="0" wp14:anchorId="215D4C9A" wp14:editId="4D43F489">
+          <wp:inline distT="0" distB="0" distL="0" distR="0" wp14:anchorId="215D4C9A" wp14:editId="07B14EA1">
             <wp:extent cx="2183750" cy="1840322"/>
             <wp:effectExtent l="0" t="0" r="7620" b="7620"/>
             <wp:docPr id="1107990121" name="Picture 3"/>
@@ -86,7 +86,7 @@
                     </pic:cNvPicPr>
                   </pic:nvPicPr>
                   <pic:blipFill>
-                    <a:blip r:embed="rId7" cstate="print">
+                    <a:blip r:embed="rId8" cstate="print">
                       <a:extLst>
                         <a:ext uri="{28A0092B-C50C-407E-A947-70E740481C1C}">
                           <a14:useLocalDpi xmlns:a14="http://schemas.microsoft.com/office/drawing/2010/main" val="0"/>
@@ -142,7 +142,7 @@
                     </pic:cNvPicPr>
                   </pic:nvPicPr>
                   <pic:blipFill>
-                    <a:blip r:embed="rId8">
+                    <a:blip r:embed="rId9">
                       <a:extLst>
                         <a:ext uri="{28A0092B-C50C-407E-A947-70E740481C1C}">
                           <a14:useLocalDpi xmlns:a14="http://schemas.microsoft.com/office/drawing/2010/main" val="0"/>
@@ -203,7 +203,7 @@
                     </pic:cNvPicPr>
                   </pic:nvPicPr>
                   <pic:blipFill>
-                    <a:blip r:embed="rId9" cstate="print">
+                    <a:blip r:embed="rId10" cstate="print">
                       <a:extLst>
                         <a:ext uri="{28A0092B-C50C-407E-A947-70E740481C1C}">
                           <a14:useLocalDpi xmlns:a14="http://schemas.microsoft.com/office/drawing/2010/main" val="0"/>
@@ -266,7 +266,7 @@
                     </pic:cNvPicPr>
                   </pic:nvPicPr>
                   <pic:blipFill>
-                    <a:blip r:embed="rId10">
+                    <a:blip r:embed="rId11">
                       <a:extLst>
                         <a:ext uri="{28A0092B-C50C-407E-A947-70E740481C1C}">
                           <a14:useLocalDpi xmlns:a14="http://schemas.microsoft.com/office/drawing/2010/main" val="0"/>
@@ -322,7 +322,7 @@
                     </pic:cNvPicPr>
                   </pic:nvPicPr>
                   <pic:blipFill>
-                    <a:blip r:embed="rId11">
+                    <a:blip r:embed="rId12">
                       <a:extLst>
                         <a:ext uri="{28A0092B-C50C-407E-A947-70E740481C1C}">
                           <a14:useLocalDpi xmlns:a14="http://schemas.microsoft.com/office/drawing/2010/main" val="0"/>
@@ -360,9 +360,9 @@
           <w:noProof/>
         </w:rPr>
         <w:drawing>
-          <wp:inline distT="0" distB="0" distL="0" distR="0" wp14:anchorId="7A83E435" wp14:editId="7334DA76">
-            <wp:extent cx="5483450" cy="2392680"/>
-            <wp:effectExtent l="0" t="0" r="3175" b="7620"/>
+          <wp:inline distT="0" distB="0" distL="0" distR="0" wp14:anchorId="7A83E435" wp14:editId="67C450F4">
+            <wp:extent cx="4654296" cy="2029968"/>
+            <wp:effectExtent l="0" t="0" r="0" b="8890"/>
             <wp:docPr id="249079971" name="Picture 24"/>
             <wp:cNvGraphicFramePr>
               <a:graphicFrameLocks xmlns:a="http://schemas.openxmlformats.org/drawingml/2006/main" noChangeAspect="1"/>
@@ -372,62 +372,6 @@
                 <pic:pic xmlns:pic="http://schemas.openxmlformats.org/drawingml/2006/picture">
                   <pic:nvPicPr>
                     <pic:cNvPr id="0" name="Picture 98"/>
-                    <pic:cNvPicPr>
-                      <a:picLocks noChangeAspect="1" noChangeArrowheads="1"/>
-                    </pic:cNvPicPr>
-                  </pic:nvPicPr>
-                  <pic:blipFill>
-                    <a:blip r:embed="rId12" cstate="print">
-                      <a:extLst>
-                        <a:ext uri="{28A0092B-C50C-407E-A947-70E740481C1C}">
-                          <a14:useLocalDpi xmlns:a14="http://schemas.microsoft.com/office/drawing/2010/main" val="0"/>
-                        </a:ext>
-                      </a:extLst>
-                    </a:blip>
-                    <a:srcRect/>
-                    <a:stretch>
-                      <a:fillRect/>
-                    </a:stretch>
-                  </pic:blipFill>
-                  <pic:spPr bwMode="auto">
-                    <a:xfrm>
-                      <a:off x="0" y="0"/>
-                      <a:ext cx="5486986" cy="2394223"/>
-                    </a:xfrm>
-                    <a:prstGeom prst="rect">
-                      <a:avLst/>
-                    </a:prstGeom>
-                    <a:noFill/>
-                    <a:ln>
-                      <a:noFill/>
-                    </a:ln>
-                  </pic:spPr>
-                </pic:pic>
-              </a:graphicData>
-            </a:graphic>
-          </wp:inline>
-        </w:drawing>
-      </w:r>
-    </w:p>
-    <w:p/>
-    <w:p>
-      <w:r>
-        <w:rPr>
-          <w:noProof/>
-        </w:rPr>
-        <w:drawing>
-          <wp:inline distT="0" distB="0" distL="0" distR="0" wp14:anchorId="00C48F09" wp14:editId="05C2A99C">
-            <wp:extent cx="5943600" cy="1716405"/>
-            <wp:effectExtent l="0" t="0" r="0" b="0"/>
-            <wp:docPr id="526648147" name="Picture 25"/>
-            <wp:cNvGraphicFramePr>
-              <a:graphicFrameLocks xmlns:a="http://schemas.openxmlformats.org/drawingml/2006/main" noChangeAspect="1"/>
-            </wp:cNvGraphicFramePr>
-            <a:graphic xmlns:a="http://schemas.openxmlformats.org/drawingml/2006/main">
-              <a:graphicData uri="http://schemas.openxmlformats.org/drawingml/2006/picture">
-                <pic:pic xmlns:pic="http://schemas.openxmlformats.org/drawingml/2006/picture">
-                  <pic:nvPicPr>
-                    <pic:cNvPr id="0" name="Picture 99"/>
                     <pic:cNvPicPr>
                       <a:picLocks noChangeAspect="1" noChangeArrowheads="1"/>
                     </pic:cNvPicPr>
@@ -448,7 +392,7 @@
                   <pic:spPr bwMode="auto">
                     <a:xfrm>
                       <a:off x="0" y="0"/>
-                      <a:ext cx="5943600" cy="1716405"/>
+                      <a:ext cx="4654296" cy="2029968"/>
                     </a:xfrm>
                     <a:prstGeom prst="rect">
                       <a:avLst/>
@@ -465,17 +409,17 @@
         </w:drawing>
       </w:r>
     </w:p>
+    <w:p/>
     <w:p>
       <w:r>
         <w:rPr>
           <w:noProof/>
         </w:rPr>
-        <w:lastRenderedPageBreak/>
         <w:drawing>
-          <wp:inline distT="0" distB="0" distL="0" distR="0" wp14:anchorId="1D565C6C" wp14:editId="05B03219">
-            <wp:extent cx="5943600" cy="2729230"/>
+          <wp:inline distT="0" distB="0" distL="0" distR="0" wp14:anchorId="00C48F09" wp14:editId="22A324B7">
+            <wp:extent cx="4690872" cy="1353312"/>
             <wp:effectExtent l="0" t="0" r="0" b="0"/>
-            <wp:docPr id="1724791137" name="Picture 27"/>
+            <wp:docPr id="526648147" name="Picture 25"/>
             <wp:cNvGraphicFramePr>
               <a:graphicFrameLocks xmlns:a="http://schemas.openxmlformats.org/drawingml/2006/main" noChangeAspect="1"/>
             </wp:cNvGraphicFramePr>
@@ -483,7 +427,7 @@
               <a:graphicData uri="http://schemas.openxmlformats.org/drawingml/2006/picture">
                 <pic:pic xmlns:pic="http://schemas.openxmlformats.org/drawingml/2006/picture">
                   <pic:nvPicPr>
-                    <pic:cNvPr id="0" name="Picture 101"/>
+                    <pic:cNvPr id="0" name="Picture 99"/>
                     <pic:cNvPicPr>
                       <a:picLocks noChangeAspect="1" noChangeArrowheads="1"/>
                     </pic:cNvPicPr>
@@ -504,7 +448,7 @@
                   <pic:spPr bwMode="auto">
                     <a:xfrm>
                       <a:off x="0" y="0"/>
-                      <a:ext cx="5943600" cy="2729230"/>
+                      <a:ext cx="4690872" cy="1353312"/>
                     </a:xfrm>
                     <a:prstGeom prst="rect">
                       <a:avLst/>
@@ -520,15 +464,18 @@
           </wp:inline>
         </w:drawing>
       </w:r>
+    </w:p>
+    <w:p>
       <w:r>
         <w:rPr>
           <w:noProof/>
         </w:rPr>
+        <w:lastRenderedPageBreak/>
         <w:drawing>
-          <wp:inline distT="0" distB="0" distL="0" distR="0" wp14:anchorId="15245276" wp14:editId="399CBE79">
-            <wp:extent cx="5943600" cy="3295015"/>
-            <wp:effectExtent l="0" t="0" r="0" b="635"/>
-            <wp:docPr id="1047705346" name="Picture 26"/>
+          <wp:inline distT="0" distB="0" distL="0" distR="0" wp14:anchorId="1D565C6C" wp14:editId="6D77D3D1">
+            <wp:extent cx="4764024" cy="2185416"/>
+            <wp:effectExtent l="0" t="0" r="0" b="5715"/>
+            <wp:docPr id="1724791137" name="Picture 27"/>
             <wp:cNvGraphicFramePr>
               <a:graphicFrameLocks xmlns:a="http://schemas.openxmlformats.org/drawingml/2006/main" noChangeAspect="1"/>
             </wp:cNvGraphicFramePr>
@@ -536,7 +483,7 @@
               <a:graphicData uri="http://schemas.openxmlformats.org/drawingml/2006/picture">
                 <pic:pic xmlns:pic="http://schemas.openxmlformats.org/drawingml/2006/picture">
                   <pic:nvPicPr>
-                    <pic:cNvPr id="0" name="Picture 100"/>
+                    <pic:cNvPr id="0" name="Picture 101"/>
                     <pic:cNvPicPr>
                       <a:picLocks noChangeAspect="1" noChangeArrowheads="1"/>
                     </pic:cNvPicPr>
@@ -557,7 +504,7 @@
                   <pic:spPr bwMode="auto">
                     <a:xfrm>
                       <a:off x="0" y="0"/>
-                      <a:ext cx="5943600" cy="3295015"/>
+                      <a:ext cx="4764024" cy="2185416"/>
                     </a:xfrm>
                     <a:prstGeom prst="rect">
                       <a:avLst/>
@@ -573,6 +520,59 @@
           </wp:inline>
         </w:drawing>
       </w:r>
+      <w:r>
+        <w:rPr>
+          <w:noProof/>
+        </w:rPr>
+        <w:drawing>
+          <wp:inline distT="0" distB="0" distL="0" distR="0" wp14:anchorId="15245276" wp14:editId="0BB9AEE9">
+            <wp:extent cx="4617720" cy="2560320"/>
+            <wp:effectExtent l="0" t="0" r="0" b="0"/>
+            <wp:docPr id="1047705346" name="Picture 26"/>
+            <wp:cNvGraphicFramePr>
+              <a:graphicFrameLocks xmlns:a="http://schemas.openxmlformats.org/drawingml/2006/main" noChangeAspect="1"/>
+            </wp:cNvGraphicFramePr>
+            <a:graphic xmlns:a="http://schemas.openxmlformats.org/drawingml/2006/main">
+              <a:graphicData uri="http://schemas.openxmlformats.org/drawingml/2006/picture">
+                <pic:pic xmlns:pic="http://schemas.openxmlformats.org/drawingml/2006/picture">
+                  <pic:nvPicPr>
+                    <pic:cNvPr id="0" name="Picture 100"/>
+                    <pic:cNvPicPr>
+                      <a:picLocks noChangeAspect="1" noChangeArrowheads="1"/>
+                    </pic:cNvPicPr>
+                  </pic:nvPicPr>
+                  <pic:blipFill>
+                    <a:blip r:embed="rId16" cstate="print">
+                      <a:extLst>
+                        <a:ext uri="{28A0092B-C50C-407E-A947-70E740481C1C}">
+                          <a14:useLocalDpi xmlns:a14="http://schemas.microsoft.com/office/drawing/2010/main" val="0"/>
+                        </a:ext>
+                      </a:extLst>
+                    </a:blip>
+                    <a:srcRect/>
+                    <a:stretch>
+                      <a:fillRect/>
+                    </a:stretch>
+                  </pic:blipFill>
+                  <pic:spPr bwMode="auto">
+                    <a:xfrm>
+                      <a:off x="0" y="0"/>
+                      <a:ext cx="4617720" cy="2560320"/>
+                    </a:xfrm>
+                    <a:prstGeom prst="rect">
+                      <a:avLst/>
+                    </a:prstGeom>
+                    <a:noFill/>
+                    <a:ln>
+                      <a:noFill/>
+                    </a:ln>
+                  </pic:spPr>
+                </pic:pic>
+              </a:graphicData>
+            </a:graphic>
+          </wp:inline>
+        </w:drawing>
+      </w:r>
     </w:p>
     <w:p/>
     <w:p/>
@@ -584,9 +584,12 @@
     <w:p>
       <w:bookmarkStart w:id="1" w:name="_Hlk231894515"/>
       <w:r>
+        <w:rPr>
+          <w:noProof/>
+        </w:rPr>
         <w:lastRenderedPageBreak/>
         <w:drawing>
-          <wp:anchor distT="0" distB="0" distL="114300" distR="114300" simplePos="0" relativeHeight="251663360" behindDoc="0" locked="0" layoutInCell="1" allowOverlap="1" wp14:anchorId="324D1F43" wp14:editId="57BA809D">
+          <wp:anchor distT="0" distB="0" distL="114300" distR="114300" simplePos="0" relativeHeight="251658245" behindDoc="0" locked="0" layoutInCell="1" allowOverlap="1" wp14:anchorId="324D1F43" wp14:editId="57BA809D">
             <wp:simplePos x="0" y="0"/>
             <wp:positionH relativeFrom="column">
               <wp:posOffset>0</wp:posOffset>
@@ -611,7 +614,7 @@
                     </pic:cNvPicPr>
                   </pic:nvPicPr>
                   <pic:blipFill>
-                    <a:blip r:embed="rId16" cstate="print">
+                    <a:blip r:embed="rId17" cstate="print">
                       <a:extLst>
                         <a:ext uri="{28A0092B-C50C-407E-A947-70E740481C1C}">
                           <a14:useLocalDpi xmlns:a14="http://schemas.microsoft.com/office/drawing/2010/main" val="0"/>
@@ -643,8 +646,11 @@
         </w:drawing>
       </w:r>
       <w:r>
+        <w:rPr>
+          <w:noProof/>
+        </w:rPr>
         <w:drawing>
-          <wp:anchor distT="0" distB="0" distL="114300" distR="114300" simplePos="0" relativeHeight="251662336" behindDoc="0" locked="0" layoutInCell="1" allowOverlap="1" wp14:anchorId="3794EF36" wp14:editId="2E9E09CE">
+          <wp:anchor distT="0" distB="0" distL="114300" distR="114300" simplePos="0" relativeHeight="251658244" behindDoc="0" locked="0" layoutInCell="1" allowOverlap="1" wp14:anchorId="3794EF36" wp14:editId="2E9E09CE">
             <wp:simplePos x="0" y="0"/>
             <wp:positionH relativeFrom="column">
               <wp:posOffset>3403600</wp:posOffset>
@@ -669,7 +675,7 @@
                     </pic:cNvPicPr>
                   </pic:nvPicPr>
                   <pic:blipFill>
-                    <a:blip r:embed="rId17" cstate="print">
+                    <a:blip r:embed="rId18" cstate="print">
                       <a:extLst>
                         <a:ext uri="{28A0092B-C50C-407E-A947-70E740481C1C}">
                           <a14:useLocalDpi xmlns:a14="http://schemas.microsoft.com/office/drawing/2010/main" val="0"/>
@@ -701,6 +707,9 @@
         </w:drawing>
       </w:r>
       <w:r>
+        <w:rPr>
+          <w:noProof/>
+        </w:rPr>
         <w:drawing>
           <wp:anchor distT="0" distB="0" distL="114300" distR="114300" simplePos="0" relativeHeight="251658240" behindDoc="1" locked="0" layoutInCell="1" allowOverlap="1" wp14:anchorId="5D1B477C" wp14:editId="54038C1F">
             <wp:simplePos x="0" y="0"/>
@@ -727,7 +736,7 @@
                     </pic:cNvPicPr>
                   </pic:nvPicPr>
                   <pic:blipFill>
-                    <a:blip r:embed="rId18" cstate="print">
+                    <a:blip r:embed="rId19" cstate="print">
                       <a:extLst>
                         <a:ext uri="{28A0092B-C50C-407E-A947-70E740481C1C}">
                           <a14:useLocalDpi xmlns:a14="http://schemas.microsoft.com/office/drawing/2010/main" val="0"/>
@@ -772,6 +781,9 @@
         <w:spacing w:before="120"/>
       </w:pPr>
       <w:r>
+        <w:rPr>
+          <w:noProof/>
+        </w:rPr>
         <w:drawing>
           <wp:inline distT="0" distB="0" distL="0" distR="0" wp14:anchorId="7B6A82F0" wp14:editId="324B7C70">
             <wp:extent cx="1655064" cy="3657600"/>
@@ -790,7 +802,7 @@
                     </pic:cNvPicPr>
                   </pic:nvPicPr>
                   <pic:blipFill>
-                    <a:blip r:embed="rId19" cstate="print">
+                    <a:blip r:embed="rId20" cstate="print">
                       <a:extLst>
                         <a:ext uri="{28A0092B-C50C-407E-A947-70E740481C1C}">
                           <a14:useLocalDpi xmlns:a14="http://schemas.microsoft.com/office/drawing/2010/main" val="0"/>
@@ -822,8 +834,11 @@
         </w:drawing>
       </w:r>
       <w:r>
+        <w:rPr>
+          <w:noProof/>
+        </w:rPr>
         <w:drawing>
-          <wp:anchor distT="0" distB="0" distL="114300" distR="114300" simplePos="0" relativeHeight="251661312" behindDoc="0" locked="0" layoutInCell="1" allowOverlap="1" wp14:anchorId="648CCCAE" wp14:editId="44D53CB8">
+          <wp:anchor distT="0" distB="0" distL="114300" distR="114300" simplePos="0" relativeHeight="251658243" behindDoc="0" locked="0" layoutInCell="1" allowOverlap="1" wp14:anchorId="648CCCAE" wp14:editId="44D53CB8">
             <wp:simplePos x="0" y="0"/>
             <wp:positionH relativeFrom="column">
               <wp:posOffset>1657350</wp:posOffset>
@@ -848,7 +863,7 @@
                     </pic:cNvPicPr>
                   </pic:nvPicPr>
                   <pic:blipFill>
-                    <a:blip r:embed="rId20" cstate="print">
+                    <a:blip r:embed="rId21" cstate="print">
                       <a:extLst>
                         <a:ext uri="{28A0092B-C50C-407E-A947-70E740481C1C}">
                           <a14:useLocalDpi xmlns:a14="http://schemas.microsoft.com/office/drawing/2010/main" val="0"/>
@@ -886,82 +901,21 @@
         <w:ind w:left="288"/>
       </w:pPr>
       <w:r>
+        <w:rPr>
+          <w:noProof/>
+        </w:rPr>
         <w:lastRenderedPageBreak/>
         <w:drawing>
-          <wp:anchor distT="0" distB="0" distL="114300" distR="114300" simplePos="0" relativeHeight="251659264" behindDoc="0" locked="0" layoutInCell="1" allowOverlap="1" wp14:anchorId="3507DD14" wp14:editId="79878FCA">
+          <wp:anchor distT="0" distB="0" distL="114300" distR="114300" simplePos="0" relativeHeight="251658242" behindDoc="1" locked="0" layoutInCell="1" allowOverlap="1" wp14:anchorId="4DAC6EBC" wp14:editId="7628866B">
             <wp:simplePos x="0" y="0"/>
             <wp:positionH relativeFrom="column">
-              <wp:posOffset>565150</wp:posOffset>
+              <wp:posOffset>1965960</wp:posOffset>
             </wp:positionH>
             <wp:positionV relativeFrom="paragraph">
-              <wp:posOffset>273050</wp:posOffset>
+              <wp:posOffset>0</wp:posOffset>
             </wp:positionV>
-            <wp:extent cx="1758950" cy="3657600"/>
-            <wp:effectExtent l="0" t="0" r="0" b="0"/>
-            <wp:wrapSquare wrapText="bothSides"/>
-            <wp:docPr id="1726861310" name="Picture 14"/>
-            <wp:cNvGraphicFramePr>
-              <a:graphicFrameLocks xmlns:a="http://schemas.openxmlformats.org/drawingml/2006/main" noChangeAspect="1"/>
-            </wp:cNvGraphicFramePr>
-            <a:graphic xmlns:a="http://schemas.openxmlformats.org/drawingml/2006/main">
-              <a:graphicData uri="http://schemas.openxmlformats.org/drawingml/2006/picture">
-                <pic:pic xmlns:pic="http://schemas.openxmlformats.org/drawingml/2006/picture">
-                  <pic:nvPicPr>
-                    <pic:cNvPr id="0" name="Picture 48"/>
-                    <pic:cNvPicPr>
-                      <a:picLocks noChangeAspect="1" noChangeArrowheads="1"/>
-                    </pic:cNvPicPr>
-                  </pic:nvPicPr>
-                  <pic:blipFill>
-                    <a:blip r:embed="rId21" cstate="print">
-                      <a:extLst>
-                        <a:ext uri="{28A0092B-C50C-407E-A947-70E740481C1C}">
-                          <a14:useLocalDpi xmlns:a14="http://schemas.microsoft.com/office/drawing/2010/main" val="0"/>
-                        </a:ext>
-                      </a:extLst>
-                    </a:blip>
-                    <a:srcRect/>
-                    <a:stretch>
-                      <a:fillRect/>
-                    </a:stretch>
-                  </pic:blipFill>
-                  <pic:spPr bwMode="auto">
-                    <a:xfrm>
-                      <a:off x="0" y="0"/>
-                      <a:ext cx="1758950" cy="3657600"/>
-                    </a:xfrm>
-                    <a:prstGeom prst="rect">
-                      <a:avLst/>
-                    </a:prstGeom>
-                    <a:noFill/>
-                    <a:ln>
-                      <a:noFill/>
-                    </a:ln>
-                  </pic:spPr>
-                </pic:pic>
-              </a:graphicData>
-            </a:graphic>
-          </wp:anchor>
-        </w:drawing>
-      </w:r>
-    </w:p>
-    <w:p>
-      <w:pPr>
-        <w:spacing w:before="360" w:after="240"/>
-        <w:ind w:left="288"/>
-      </w:pPr>
-      <w:r>
-        <w:drawing>
-          <wp:anchor distT="0" distB="0" distL="114300" distR="114300" simplePos="0" relativeHeight="251660288" behindDoc="1" locked="0" layoutInCell="1" allowOverlap="1" wp14:anchorId="4DAC6EBC" wp14:editId="1AE55FE5">
-            <wp:simplePos x="0" y="0"/>
-            <wp:positionH relativeFrom="column">
-              <wp:posOffset>2438400</wp:posOffset>
-            </wp:positionH>
-            <wp:positionV relativeFrom="paragraph">
-              <wp:posOffset>76835</wp:posOffset>
-            </wp:positionV>
-            <wp:extent cx="1645920" cy="3657600"/>
-            <wp:effectExtent l="0" t="0" r="0" b="0"/>
+            <wp:extent cx="1316736" cy="2926080"/>
+            <wp:effectExtent l="0" t="0" r="0" b="7620"/>
             <wp:wrapSquare wrapText="bothSides"/>
             <wp:docPr id="1521179695" name="Picture 12"/>
             <wp:cNvGraphicFramePr>
@@ -992,6 +946,236 @@
                   <pic:spPr bwMode="auto">
                     <a:xfrm>
                       <a:off x="0" y="0"/>
+                      <a:ext cx="1316736" cy="2926080"/>
+                    </a:xfrm>
+                    <a:prstGeom prst="rect">
+                      <a:avLst/>
+                    </a:prstGeom>
+                    <a:noFill/>
+                    <a:ln>
+                      <a:noFill/>
+                    </a:ln>
+                  </pic:spPr>
+                </pic:pic>
+              </a:graphicData>
+            </a:graphic>
+            <wp14:sizeRelH relativeFrom="margin">
+              <wp14:pctWidth>0</wp14:pctWidth>
+            </wp14:sizeRelH>
+            <wp14:sizeRelV relativeFrom="margin">
+              <wp14:pctHeight>0</wp14:pctHeight>
+            </wp14:sizeRelV>
+          </wp:anchor>
+        </w:drawing>
+      </w:r>
+      <w:r>
+        <w:rPr>
+          <w:noProof/>
+        </w:rPr>
+        <w:drawing>
+          <wp:anchor distT="0" distB="0" distL="114300" distR="114300" simplePos="0" relativeHeight="251658241" behindDoc="0" locked="0" layoutInCell="1" allowOverlap="1" wp14:anchorId="3507DD14" wp14:editId="136DCB9A">
+            <wp:simplePos x="0" y="0"/>
+            <wp:positionH relativeFrom="column">
+              <wp:posOffset>567055</wp:posOffset>
+            </wp:positionH>
+            <wp:positionV relativeFrom="paragraph">
+              <wp:posOffset>274320</wp:posOffset>
+            </wp:positionV>
+            <wp:extent cx="1362456" cy="2834640"/>
+            <wp:effectExtent l="0" t="0" r="9525" b="3810"/>
+            <wp:wrapSquare wrapText="bothSides"/>
+            <wp:docPr id="1726861310" name="Picture 14"/>
+            <wp:cNvGraphicFramePr>
+              <a:graphicFrameLocks xmlns:a="http://schemas.openxmlformats.org/drawingml/2006/main" noChangeAspect="1"/>
+            </wp:cNvGraphicFramePr>
+            <a:graphic xmlns:a="http://schemas.openxmlformats.org/drawingml/2006/main">
+              <a:graphicData uri="http://schemas.openxmlformats.org/drawingml/2006/picture">
+                <pic:pic xmlns:pic="http://schemas.openxmlformats.org/drawingml/2006/picture">
+                  <pic:nvPicPr>
+                    <pic:cNvPr id="0" name="Picture 48"/>
+                    <pic:cNvPicPr>
+                      <a:picLocks noChangeAspect="1" noChangeArrowheads="1"/>
+                    </pic:cNvPicPr>
+                  </pic:nvPicPr>
+                  <pic:blipFill>
+                    <a:blip r:embed="rId23" cstate="print">
+                      <a:extLst>
+                        <a:ext uri="{28A0092B-C50C-407E-A947-70E740481C1C}">
+                          <a14:useLocalDpi xmlns:a14="http://schemas.microsoft.com/office/drawing/2010/main" val="0"/>
+                        </a:ext>
+                      </a:extLst>
+                    </a:blip>
+                    <a:srcRect/>
+                    <a:stretch>
+                      <a:fillRect/>
+                    </a:stretch>
+                  </pic:blipFill>
+                  <pic:spPr bwMode="auto">
+                    <a:xfrm>
+                      <a:off x="0" y="0"/>
+                      <a:ext cx="1362456" cy="2834640"/>
+                    </a:xfrm>
+                    <a:prstGeom prst="rect">
+                      <a:avLst/>
+                    </a:prstGeom>
+                    <a:noFill/>
+                    <a:ln>
+                      <a:noFill/>
+                    </a:ln>
+                  </pic:spPr>
+                </pic:pic>
+              </a:graphicData>
+            </a:graphic>
+            <wp14:sizeRelH relativeFrom="margin">
+              <wp14:pctWidth>0</wp14:pctWidth>
+            </wp14:sizeRelH>
+            <wp14:sizeRelV relativeFrom="margin">
+              <wp14:pctHeight>0</wp14:pctHeight>
+            </wp14:sizeRelV>
+          </wp:anchor>
+        </w:drawing>
+      </w:r>
+    </w:p>
+    <w:p>
+      <w:pPr>
+        <w:spacing w:before="360" w:after="240"/>
+        <w:ind w:left="288"/>
+      </w:pPr>
+    </w:p>
+    <w:p/>
+    <w:bookmarkEnd w:id="0"/>
+    <w:bookmarkEnd w:id="1"/>
+    <w:p/>
+    <w:p/>
+    <w:p/>
+    <w:p/>
+    <w:p/>
+    <w:p/>
+    <w:p/>
+    <w:p/>
+    <w:p>
+      <w:r>
+        <w:t>DATA MANAGEMENT</w:t>
+      </w:r>
+    </w:p>
+    <w:p>
+      <w:bookmarkStart w:id="2" w:name="_Hlk232500378"/>
+      <w:r>
+        <w:t xml:space="preserve">Image 1: </w:t>
+      </w:r>
+      <w:r>
+        <w:t>Log In screen</w:t>
+      </w:r>
+    </w:p>
+    <w:p/>
+    <w:p/>
+    <w:p>
+      <w:r>
+        <w:rPr>
+          <w:noProof/>
+        </w:rPr>
+        <w:drawing>
+          <wp:anchor distT="0" distB="0" distL="114300" distR="114300" simplePos="0" relativeHeight="251658247" behindDoc="0" locked="0" layoutInCell="1" allowOverlap="1" wp14:anchorId="5769FECF" wp14:editId="18611E73">
+            <wp:simplePos x="0" y="0"/>
+            <wp:positionH relativeFrom="column">
+              <wp:posOffset>1760220</wp:posOffset>
+            </wp:positionH>
+            <wp:positionV relativeFrom="paragraph">
+              <wp:posOffset>-682625</wp:posOffset>
+            </wp:positionV>
+            <wp:extent cx="1758950" cy="3657600"/>
+            <wp:effectExtent l="0" t="0" r="0" b="0"/>
+            <wp:wrapSquare wrapText="bothSides"/>
+            <wp:docPr id="182223957" name="Picture 14"/>
+            <wp:cNvGraphicFramePr>
+              <a:graphicFrameLocks xmlns:a="http://schemas.openxmlformats.org/drawingml/2006/main" noChangeAspect="1"/>
+            </wp:cNvGraphicFramePr>
+            <a:graphic xmlns:a="http://schemas.openxmlformats.org/drawingml/2006/main">
+              <a:graphicData uri="http://schemas.openxmlformats.org/drawingml/2006/picture">
+                <pic:pic xmlns:pic="http://schemas.openxmlformats.org/drawingml/2006/picture">
+                  <pic:nvPicPr>
+                    <pic:cNvPr id="0" name="Picture 48"/>
+                    <pic:cNvPicPr>
+                      <a:picLocks noChangeAspect="1" noChangeArrowheads="1"/>
+                    </pic:cNvPicPr>
+                  </pic:nvPicPr>
+                  <pic:blipFill>
+                    <a:blip r:embed="rId24" cstate="print">
+                      <a:extLst>
+                        <a:ext uri="{28A0092B-C50C-407E-A947-70E740481C1C}">
+                          <a14:useLocalDpi xmlns:a14="http://schemas.microsoft.com/office/drawing/2010/main" val="0"/>
+                        </a:ext>
+                      </a:extLst>
+                    </a:blip>
+                    <a:srcRect/>
+                    <a:stretch>
+                      <a:fillRect/>
+                    </a:stretch>
+                  </pic:blipFill>
+                  <pic:spPr bwMode="auto">
+                    <a:xfrm>
+                      <a:off x="0" y="0"/>
+                      <a:ext cx="1758950" cy="3657600"/>
+                    </a:xfrm>
+                    <a:prstGeom prst="rect">
+                      <a:avLst/>
+                    </a:prstGeom>
+                    <a:noFill/>
+                    <a:ln>
+                      <a:noFill/>
+                    </a:ln>
+                  </pic:spPr>
+                </pic:pic>
+              </a:graphicData>
+            </a:graphic>
+          </wp:anchor>
+        </w:drawing>
+      </w:r>
+      <w:r>
+        <w:rPr>
+          <w:noProof/>
+        </w:rPr>
+        <w:drawing>
+          <wp:anchor distT="0" distB="0" distL="114300" distR="114300" simplePos="0" relativeHeight="251658246" behindDoc="0" locked="0" layoutInCell="1" allowOverlap="1" wp14:anchorId="28C4355D" wp14:editId="0A4003F6">
+            <wp:simplePos x="0" y="0"/>
+            <wp:positionH relativeFrom="column">
+              <wp:posOffset>0</wp:posOffset>
+            </wp:positionH>
+            <wp:positionV relativeFrom="paragraph">
+              <wp:posOffset>-682625</wp:posOffset>
+            </wp:positionV>
+            <wp:extent cx="1645920" cy="3657600"/>
+            <wp:effectExtent l="0" t="0" r="0" b="0"/>
+            <wp:wrapSquare wrapText="bothSides"/>
+            <wp:docPr id="67361789" name="Picture 4"/>
+            <wp:cNvGraphicFramePr>
+              <a:graphicFrameLocks xmlns:a="http://schemas.openxmlformats.org/drawingml/2006/main" noChangeAspect="1"/>
+            </wp:cNvGraphicFramePr>
+            <a:graphic xmlns:a="http://schemas.openxmlformats.org/drawingml/2006/main">
+              <a:graphicData uri="http://schemas.openxmlformats.org/drawingml/2006/picture">
+                <pic:pic xmlns:pic="http://schemas.openxmlformats.org/drawingml/2006/picture">
+                  <pic:nvPicPr>
+                    <pic:cNvPr id="0" name="Picture 13"/>
+                    <pic:cNvPicPr>
+                      <a:picLocks noChangeAspect="1" noChangeArrowheads="1"/>
+                    </pic:cNvPicPr>
+                  </pic:nvPicPr>
+                  <pic:blipFill>
+                    <a:blip r:embed="rId17" cstate="print">
+                      <a:extLst>
+                        <a:ext uri="{28A0092B-C50C-407E-A947-70E740481C1C}">
+                          <a14:useLocalDpi xmlns:a14="http://schemas.microsoft.com/office/drawing/2010/main" val="0"/>
+                        </a:ext>
+                      </a:extLst>
+                    </a:blip>
+                    <a:srcRect/>
+                    <a:stretch>
+                      <a:fillRect/>
+                    </a:stretch>
+                  </pic:blipFill>
+                  <pic:spPr bwMode="auto">
+                    <a:xfrm>
+                      <a:off x="0" y="0"/>
                       <a:ext cx="1645920" cy="3657600"/>
                     </a:xfrm>
                     <a:prstGeom prst="rect">
@@ -1008,13 +1192,467 @@
           </wp:anchor>
         </w:drawing>
       </w:r>
+      <w:r>
+        <w:t xml:space="preserve"> </w:t>
+      </w:r>
     </w:p>
     <w:p/>
-    <w:bookmarkEnd w:id="0"/>
-    <w:bookmarkEnd w:id="1"/>
+    <w:p/>
+    <w:p/>
+    <w:p/>
+    <w:p/>
+    <w:p/>
+    <w:p/>
+    <w:p/>
+    <w:bookmarkEnd w:id="2"/>
+    <w:p/>
+    <w:p>
+      <w:r>
+        <w:lastRenderedPageBreak/>
+        <w:t>Networking and APIs</w:t>
+      </w:r>
+    </w:p>
+    <w:p>
+      <w:r>
+        <w:rPr>
+          <w:noProof/>
+        </w:rPr>
+        <w:drawing>
+          <wp:inline distT="0" distB="0" distL="0" distR="0" wp14:anchorId="6E934D40" wp14:editId="7C007061">
+            <wp:extent cx="1645920" cy="3657600"/>
+            <wp:effectExtent l="0" t="0" r="0" b="0"/>
+            <wp:docPr id="1892558629" name="Picture 6"/>
+            <wp:cNvGraphicFramePr>
+              <a:graphicFrameLocks xmlns:a="http://schemas.openxmlformats.org/drawingml/2006/main" noChangeAspect="1"/>
+            </wp:cNvGraphicFramePr>
+            <a:graphic xmlns:a="http://schemas.openxmlformats.org/drawingml/2006/main">
+              <a:graphicData uri="http://schemas.openxmlformats.org/drawingml/2006/picture">
+                <pic:pic xmlns:pic="http://schemas.openxmlformats.org/drawingml/2006/picture">
+                  <pic:nvPicPr>
+                    <pic:cNvPr id="0" name="Picture 11"/>
+                    <pic:cNvPicPr>
+                      <a:picLocks noChangeAspect="1" noChangeArrowheads="1"/>
+                    </pic:cNvPicPr>
+                  </pic:nvPicPr>
+                  <pic:blipFill>
+                    <a:blip r:embed="rId25" cstate="print">
+                      <a:extLst>
+                        <a:ext uri="{28A0092B-C50C-407E-A947-70E740481C1C}">
+                          <a14:useLocalDpi xmlns:a14="http://schemas.microsoft.com/office/drawing/2010/main" val="0"/>
+                        </a:ext>
+                      </a:extLst>
+                    </a:blip>
+                    <a:srcRect/>
+                    <a:stretch>
+                      <a:fillRect/>
+                    </a:stretch>
+                  </pic:blipFill>
+                  <pic:spPr bwMode="auto">
+                    <a:xfrm>
+                      <a:off x="0" y="0"/>
+                      <a:ext cx="1645920" cy="3657600"/>
+                    </a:xfrm>
+                    <a:prstGeom prst="rect">
+                      <a:avLst/>
+                    </a:prstGeom>
+                    <a:noFill/>
+                    <a:ln>
+                      <a:noFill/>
+                    </a:ln>
+                  </pic:spPr>
+                </pic:pic>
+              </a:graphicData>
+            </a:graphic>
+          </wp:inline>
+        </w:drawing>
+      </w:r>
+      <w:r>
+        <w:rPr>
+          <w:noProof/>
+        </w:rPr>
+        <w:drawing>
+          <wp:inline distT="0" distB="0" distL="0" distR="0" wp14:anchorId="4DB6EC7F" wp14:editId="6AC0A82B">
+            <wp:extent cx="1600200" cy="3566160"/>
+            <wp:effectExtent l="0" t="0" r="0" b="0"/>
+            <wp:docPr id="93068519" name="Picture 7"/>
+            <wp:cNvGraphicFramePr>
+              <a:graphicFrameLocks xmlns:a="http://schemas.openxmlformats.org/drawingml/2006/main" noChangeAspect="1"/>
+            </wp:cNvGraphicFramePr>
+            <a:graphic xmlns:a="http://schemas.openxmlformats.org/drawingml/2006/main">
+              <a:graphicData uri="http://schemas.openxmlformats.org/drawingml/2006/picture">
+                <pic:pic xmlns:pic="http://schemas.openxmlformats.org/drawingml/2006/picture">
+                  <pic:nvPicPr>
+                    <pic:cNvPr id="0" name="Picture 12"/>
+                    <pic:cNvPicPr>
+                      <a:picLocks noChangeAspect="1" noChangeArrowheads="1"/>
+                    </pic:cNvPicPr>
+                  </pic:nvPicPr>
+                  <pic:blipFill>
+                    <a:blip r:embed="rId26" cstate="print">
+                      <a:extLst>
+                        <a:ext uri="{28A0092B-C50C-407E-A947-70E740481C1C}">
+                          <a14:useLocalDpi xmlns:a14="http://schemas.microsoft.com/office/drawing/2010/main" val="0"/>
+                        </a:ext>
+                      </a:extLst>
+                    </a:blip>
+                    <a:srcRect/>
+                    <a:stretch>
+                      <a:fillRect/>
+                    </a:stretch>
+                  </pic:blipFill>
+                  <pic:spPr bwMode="auto">
+                    <a:xfrm>
+                      <a:off x="0" y="0"/>
+                      <a:ext cx="1600200" cy="3566160"/>
+                    </a:xfrm>
+                    <a:prstGeom prst="rect">
+                      <a:avLst/>
+                    </a:prstGeom>
+                    <a:noFill/>
+                    <a:ln>
+                      <a:noFill/>
+                    </a:ln>
+                  </pic:spPr>
+                </pic:pic>
+              </a:graphicData>
+            </a:graphic>
+          </wp:inline>
+        </w:drawing>
+      </w:r>
+    </w:p>
+    <w:p/>
+    <w:p>
+      <w:r>
+        <w:t>USER INTERACTION</w:t>
+      </w:r>
+    </w:p>
+    <w:p>
+      <w:pPr>
+        <w:spacing w:after="200" w:line="276" w:lineRule="auto"/>
+      </w:pPr>
+      <w:r>
+        <w:lastRenderedPageBreak/>
+        <w:drawing>
+          <wp:inline distT="0" distB="0" distL="0" distR="0" wp14:anchorId="64AB5551" wp14:editId="6C183D89">
+            <wp:extent cx="1563624" cy="3474720"/>
+            <wp:effectExtent l="0" t="0" r="0" b="0"/>
+            <wp:docPr id="92501406" name="Picture 2"/>
+            <wp:cNvGraphicFramePr>
+              <a:graphicFrameLocks xmlns:a="http://schemas.openxmlformats.org/drawingml/2006/main" noChangeAspect="1"/>
+            </wp:cNvGraphicFramePr>
+            <a:graphic xmlns:a="http://schemas.openxmlformats.org/drawingml/2006/main">
+              <a:graphicData uri="http://schemas.openxmlformats.org/drawingml/2006/picture">
+                <pic:pic xmlns:pic="http://schemas.openxmlformats.org/drawingml/2006/picture">
+                  <pic:nvPicPr>
+                    <pic:cNvPr id="0" name="Picture 6"/>
+                    <pic:cNvPicPr>
+                      <a:picLocks noChangeAspect="1" noChangeArrowheads="1"/>
+                    </pic:cNvPicPr>
+                  </pic:nvPicPr>
+                  <pic:blipFill>
+                    <a:blip r:embed="rId27" cstate="print">
+                      <a:extLst>
+                        <a:ext uri="{28A0092B-C50C-407E-A947-70E740481C1C}">
+                          <a14:useLocalDpi xmlns:a14="http://schemas.microsoft.com/office/drawing/2010/main" val="0"/>
+                        </a:ext>
+                      </a:extLst>
+                    </a:blip>
+                    <a:srcRect/>
+                    <a:stretch>
+                      <a:fillRect/>
+                    </a:stretch>
+                  </pic:blipFill>
+                  <pic:spPr bwMode="auto">
+                    <a:xfrm>
+                      <a:off x="0" y="0"/>
+                      <a:ext cx="1563624" cy="3474720"/>
+                    </a:xfrm>
+                    <a:prstGeom prst="rect">
+                      <a:avLst/>
+                    </a:prstGeom>
+                    <a:noFill/>
+                    <a:ln>
+                      <a:noFill/>
+                    </a:ln>
+                  </pic:spPr>
+                </pic:pic>
+              </a:graphicData>
+            </a:graphic>
+          </wp:inline>
+        </w:drawing>
+      </w:r>
+      <w:r>
+        <w:t xml:space="preserve"> </w:t>
+      </w:r>
+      <w:r>
+        <w:rPr>
+          <w:noProof/>
+        </w:rPr>
+        <w:drawing>
+          <wp:inline distT="0" distB="0" distL="0" distR="0" wp14:anchorId="1CBA7FF9" wp14:editId="20A4C4A2">
+            <wp:extent cx="1600200" cy="3566160"/>
+            <wp:effectExtent l="0" t="0" r="0" b="0"/>
+            <wp:docPr id="1030112240" name="Picture 7"/>
+            <wp:cNvGraphicFramePr>
+              <a:graphicFrameLocks xmlns:a="http://schemas.openxmlformats.org/drawingml/2006/main" noChangeAspect="1"/>
+            </wp:cNvGraphicFramePr>
+            <a:graphic xmlns:a="http://schemas.openxmlformats.org/drawingml/2006/main">
+              <a:graphicData uri="http://schemas.openxmlformats.org/drawingml/2006/picture">
+                <pic:pic xmlns:pic="http://schemas.openxmlformats.org/drawingml/2006/picture">
+                  <pic:nvPicPr>
+                    <pic:cNvPr id="0" name="Picture 12"/>
+                    <pic:cNvPicPr>
+                      <a:picLocks noChangeAspect="1" noChangeArrowheads="1"/>
+                    </pic:cNvPicPr>
+                  </pic:nvPicPr>
+                  <pic:blipFill>
+                    <a:blip r:embed="rId26" cstate="print">
+                      <a:extLst>
+                        <a:ext uri="{28A0092B-C50C-407E-A947-70E740481C1C}">
+                          <a14:useLocalDpi xmlns:a14="http://schemas.microsoft.com/office/drawing/2010/main" val="0"/>
+                        </a:ext>
+                      </a:extLst>
+                    </a:blip>
+                    <a:srcRect/>
+                    <a:stretch>
+                      <a:fillRect/>
+                    </a:stretch>
+                  </pic:blipFill>
+                  <pic:spPr bwMode="auto">
+                    <a:xfrm>
+                      <a:off x="0" y="0"/>
+                      <a:ext cx="1600200" cy="3566160"/>
+                    </a:xfrm>
+                    <a:prstGeom prst="rect">
+                      <a:avLst/>
+                    </a:prstGeom>
+                    <a:noFill/>
+                    <a:ln>
+                      <a:noFill/>
+                    </a:ln>
+                  </pic:spPr>
+                </pic:pic>
+              </a:graphicData>
+            </a:graphic>
+          </wp:inline>
+        </w:drawing>
+      </w:r>
+      <w:r>
+        <w:rPr>
+          <w:noProof/>
+        </w:rPr>
+        <w:drawing>
+          <wp:inline distT="0" distB="0" distL="0" distR="0" wp14:anchorId="6807101B" wp14:editId="34BBB894">
+            <wp:extent cx="1645920" cy="3657600"/>
+            <wp:effectExtent l="0" t="0" r="0" b="0"/>
+            <wp:docPr id="1875613168" name="Picture 6"/>
+            <wp:cNvGraphicFramePr>
+              <a:graphicFrameLocks xmlns:a="http://schemas.openxmlformats.org/drawingml/2006/main" noChangeAspect="1"/>
+            </wp:cNvGraphicFramePr>
+            <a:graphic xmlns:a="http://schemas.openxmlformats.org/drawingml/2006/main">
+              <a:graphicData uri="http://schemas.openxmlformats.org/drawingml/2006/picture">
+                <pic:pic xmlns:pic="http://schemas.openxmlformats.org/drawingml/2006/picture">
+                  <pic:nvPicPr>
+                    <pic:cNvPr id="0" name="Picture 11"/>
+                    <pic:cNvPicPr>
+                      <a:picLocks noChangeAspect="1" noChangeArrowheads="1"/>
+                    </pic:cNvPicPr>
+                  </pic:nvPicPr>
+                  <pic:blipFill>
+                    <a:blip r:embed="rId25" cstate="print">
+                      <a:extLst>
+                        <a:ext uri="{28A0092B-C50C-407E-A947-70E740481C1C}">
+                          <a14:useLocalDpi xmlns:a14="http://schemas.microsoft.com/office/drawing/2010/main" val="0"/>
+                        </a:ext>
+                      </a:extLst>
+                    </a:blip>
+                    <a:srcRect/>
+                    <a:stretch>
+                      <a:fillRect/>
+                    </a:stretch>
+                  </pic:blipFill>
+                  <pic:spPr bwMode="auto">
+                    <a:xfrm>
+                      <a:off x="0" y="0"/>
+                      <a:ext cx="1645920" cy="3657600"/>
+                    </a:xfrm>
+                    <a:prstGeom prst="rect">
+                      <a:avLst/>
+                    </a:prstGeom>
+                    <a:noFill/>
+                    <a:ln>
+                      <a:noFill/>
+                    </a:ln>
+                  </pic:spPr>
+                </pic:pic>
+              </a:graphicData>
+            </a:graphic>
+          </wp:inline>
+        </w:drawing>
+      </w:r>
+      <w:r>
+        <w:rPr>
+          <w:noProof/>
+        </w:rPr>
+        <w:drawing>
+          <wp:inline distT="0" distB="0" distL="0" distR="0" wp14:anchorId="4A76A6E0" wp14:editId="1BA21992">
+            <wp:extent cx="1600200" cy="3566160"/>
+            <wp:effectExtent l="0" t="0" r="0" b="0"/>
+            <wp:docPr id="77544354" name="Picture 5"/>
+            <wp:cNvGraphicFramePr>
+              <a:graphicFrameLocks xmlns:a="http://schemas.openxmlformats.org/drawingml/2006/main" noChangeAspect="1"/>
+            </wp:cNvGraphicFramePr>
+            <a:graphic xmlns:a="http://schemas.openxmlformats.org/drawingml/2006/main">
+              <a:graphicData uri="http://schemas.openxmlformats.org/drawingml/2006/picture">
+                <pic:pic xmlns:pic="http://schemas.openxmlformats.org/drawingml/2006/picture">
+                  <pic:nvPicPr>
+                    <pic:cNvPr id="0" name="Picture 10"/>
+                    <pic:cNvPicPr>
+                      <a:picLocks noChangeAspect="1" noChangeArrowheads="1"/>
+                    </pic:cNvPicPr>
+                  </pic:nvPicPr>
+                  <pic:blipFill>
+                    <a:blip r:embed="rId28" cstate="print">
+                      <a:extLst>
+                        <a:ext uri="{28A0092B-C50C-407E-A947-70E740481C1C}">
+                          <a14:useLocalDpi xmlns:a14="http://schemas.microsoft.com/office/drawing/2010/main" val="0"/>
+                        </a:ext>
+                      </a:extLst>
+                    </a:blip>
+                    <a:srcRect/>
+                    <a:stretch>
+                      <a:fillRect/>
+                    </a:stretch>
+                  </pic:blipFill>
+                  <pic:spPr bwMode="auto">
+                    <a:xfrm>
+                      <a:off x="0" y="0"/>
+                      <a:ext cx="1600200" cy="3566160"/>
+                    </a:xfrm>
+                    <a:prstGeom prst="rect">
+                      <a:avLst/>
+                    </a:prstGeom>
+                    <a:noFill/>
+                    <a:ln>
+                      <a:noFill/>
+                    </a:ln>
+                  </pic:spPr>
+                </pic:pic>
+              </a:graphicData>
+            </a:graphic>
+          </wp:inline>
+        </w:drawing>
+      </w:r>
+      <w:r>
+        <w:rPr>
+          <w:noProof/>
+        </w:rPr>
+        <w:drawing>
+          <wp:inline distT="0" distB="0" distL="0" distR="0" wp14:anchorId="4A9B2CDB" wp14:editId="4C1D5065">
+            <wp:extent cx="1600200" cy="3566160"/>
+            <wp:effectExtent l="0" t="0" r="0" b="0"/>
+            <wp:docPr id="247762931" name="Picture 4"/>
+            <wp:cNvGraphicFramePr>
+              <a:graphicFrameLocks xmlns:a="http://schemas.openxmlformats.org/drawingml/2006/main" noChangeAspect="1"/>
+            </wp:cNvGraphicFramePr>
+            <a:graphic xmlns:a="http://schemas.openxmlformats.org/drawingml/2006/main">
+              <a:graphicData uri="http://schemas.openxmlformats.org/drawingml/2006/picture">
+                <pic:pic xmlns:pic="http://schemas.openxmlformats.org/drawingml/2006/picture">
+                  <pic:nvPicPr>
+                    <pic:cNvPr id="0" name="Picture 9"/>
+                    <pic:cNvPicPr>
+                      <a:picLocks noChangeAspect="1" noChangeArrowheads="1"/>
+                    </pic:cNvPicPr>
+                  </pic:nvPicPr>
+                  <pic:blipFill>
+                    <a:blip r:embed="rId29" cstate="print">
+                      <a:extLst>
+                        <a:ext uri="{28A0092B-C50C-407E-A947-70E740481C1C}">
+                          <a14:useLocalDpi xmlns:a14="http://schemas.microsoft.com/office/drawing/2010/main" val="0"/>
+                        </a:ext>
+                      </a:extLst>
+                    </a:blip>
+                    <a:srcRect/>
+                    <a:stretch>
+                      <a:fillRect/>
+                    </a:stretch>
+                  </pic:blipFill>
+                  <pic:spPr bwMode="auto">
+                    <a:xfrm>
+                      <a:off x="0" y="0"/>
+                      <a:ext cx="1600200" cy="3566160"/>
+                    </a:xfrm>
+                    <a:prstGeom prst="rect">
+                      <a:avLst/>
+                    </a:prstGeom>
+                    <a:noFill/>
+                    <a:ln>
+                      <a:noFill/>
+                    </a:ln>
+                  </pic:spPr>
+                </pic:pic>
+              </a:graphicData>
+            </a:graphic>
+          </wp:inline>
+        </w:drawing>
+      </w:r>
+      <w:r>
+        <w:rPr>
+          <w:noProof/>
+        </w:rPr>
+        <w:drawing>
+          <wp:inline distT="0" distB="0" distL="0" distR="0" wp14:anchorId="3AAE76FC" wp14:editId="47456415">
+            <wp:extent cx="1325880" cy="2944368"/>
+            <wp:effectExtent l="0" t="0" r="7620" b="8890"/>
+            <wp:docPr id="147092419" name="Picture 3"/>
+            <wp:cNvGraphicFramePr>
+              <a:graphicFrameLocks xmlns:a="http://schemas.openxmlformats.org/drawingml/2006/main" noChangeAspect="1"/>
+            </wp:cNvGraphicFramePr>
+            <a:graphic xmlns:a="http://schemas.openxmlformats.org/drawingml/2006/main">
+              <a:graphicData uri="http://schemas.openxmlformats.org/drawingml/2006/picture">
+                <pic:pic xmlns:pic="http://schemas.openxmlformats.org/drawingml/2006/picture">
+                  <pic:nvPicPr>
+                    <pic:cNvPr id="0" name="Picture 8"/>
+                    <pic:cNvPicPr>
+                      <a:picLocks noChangeAspect="1" noChangeArrowheads="1"/>
+                    </pic:cNvPicPr>
+                  </pic:nvPicPr>
+                  <pic:blipFill>
+                    <a:blip r:embed="rId30" cstate="print">
+                      <a:extLst>
+                        <a:ext uri="{28A0092B-C50C-407E-A947-70E740481C1C}">
+                          <a14:useLocalDpi xmlns:a14="http://schemas.microsoft.com/office/drawing/2010/main" val="0"/>
+                        </a:ext>
+                      </a:extLst>
+                    </a:blip>
+                    <a:srcRect/>
+                    <a:stretch>
+                      <a:fillRect/>
+                    </a:stretch>
+                  </pic:blipFill>
+                  <pic:spPr bwMode="auto">
+                    <a:xfrm>
+                      <a:off x="0" y="0"/>
+                      <a:ext cx="1325880" cy="2944368"/>
+                    </a:xfrm>
+                    <a:prstGeom prst="rect">
+                      <a:avLst/>
+                    </a:prstGeom>
+                    <a:noFill/>
+                    <a:ln>
+                      <a:noFill/>
+                    </a:ln>
+                  </pic:spPr>
+                </pic:pic>
+              </a:graphicData>
+            </a:graphic>
+          </wp:inline>
+        </w:drawing>
+      </w:r>
+    </w:p>
     <w:p/>
     <w:sectPr>
-      <w:headerReference w:type="default" r:id="rId23"/>
+      <w:headerReference w:type="default" r:id="rId31"/>
       <w:pgSz w:w="12240" w:h="15840"/>
       <w:pgMar w:top="1440" w:right="1440" w:bottom="1440" w:left="1440" w:header="720" w:footer="720" w:gutter="0"/>
       <w:cols w:space="720"/>
@@ -1087,6 +1725,10 @@
     </w:pPr>
   </w:p>
 </w:hdr>
+</file>
+
+<file path=word/numbering.xml><?xml version="1.0" encoding="utf-8"?>
+<w:numbering xmlns:wpc="http://schemas.microsoft.com/office/word/2010/wordprocessingCanvas" xmlns:cx="http://schemas.microsoft.com/office/drawing/2014/chartex" xmlns:cx1="http://schemas.microsoft.com/office/drawing/2015/9/8/chartex" xmlns:cx2="http://schemas.microsoft.com/office/drawing/2015/10/21/chartex" xmlns:cx3="http://schemas.microsoft.com/office/drawing/2016/5/9/chartex" xmlns:cx4="http://schemas.microsoft.com/office/drawing/2016/5/10/chartex" xmlns:cx5="http://schemas.microsoft.com/office/drawing/2016/5/11/chartex" xmlns:cx6="http://schemas.microsoft.com/office/drawing/2016/5/12/chartex" xmlns:cx7="http://schemas.microsoft.com/office/drawing/2016/5/13/chartex" xmlns:cx8="http://schemas.microsoft.com/office/drawing/2016/5/14/chartex" xmlns:mc="http://schemas.openxmlformats.org/markup-compatibility/2006" xmlns:aink="http://schemas.microsoft.com/office/drawing/2016/ink" xmlns:am3d="http://schemas.microsoft.com/office/drawing/2017/model3d" xmlns:o="urn:schemas-microsoft-com:office:office" xmlns:oel="http://schemas.microsoft.com/office/2019/extlst" xmlns:r="http://schemas.openxmlformats.org/officeDocument/2006/relationships" xmlns:m="http://schemas.openxmlformats.org/officeDocument/2006/math" xmlns:v="urn:schemas-microsoft-com:vml" xmlns:wp14="http://schemas.microsoft.com/office/word/2010/wordprocessingDrawing" xmlns:wp="http://schemas.openxmlformats.org/drawingml/2006/wordprocessingDrawing" xmlns:w10="urn:schemas-microsoft-com:office:word" xmlns:w="http://schemas.openxmlformats.org/wordprocessingml/2006/main" xmlns:w14="http://schemas.microsoft.com/office/word/2010/wordml" xmlns:w15="http://schemas.microsoft.com/office/word/2012/wordml" xmlns:w16cex="http://schemas.microsoft.com/office/word/2018/wordml/cex" xmlns:w16cid="http://schemas.microsoft.com/office/word/2016/wordml/cid" xmlns:w16="http://schemas.microsoft.com/office/word/2018/wordml" xmlns:w16du="http://schemas.microsoft.com/office/word/2023/wordml/word16du" xmlns:w16sdtdh="http://schemas.microsoft.com/office/word/2020/wordml/sdtdatahash" xmlns:w16sdtfl="http://schemas.microsoft.com/office/word/2024/wordml/sdtformatlock" xmlns:w16se="http://schemas.microsoft.com/office/word/2015/wordml/symex" xmlns:wpg="http://schemas.microsoft.com/office/word/2010/wordprocessingGroup" xmlns:wpi="http://schemas.microsoft.com/office/word/2010/wordprocessingInk" xmlns:wne="http://schemas.microsoft.com/office/word/2006/wordml" xmlns:wps="http://schemas.microsoft.com/office/word/2010/wordprocessingShape" mc:Ignorable="w14 w15 w16se w16cid w16 w16cex w16sdtdh w16sdtfl w16du wp14"/>
 </file>
 
 <file path=word/styles.xml><?xml version="1.0" encoding="utf-8"?>
@@ -1692,6 +2334,7 @@
   <w:style w:type="character" w:default="1" w:styleId="DefaultParagraphFont">
     <w:name w:val="Default Paragraph Font"/>
     <w:uiPriority w:val="1"/>
+    <w:semiHidden/>
     <w:unhideWhenUsed/>
   </w:style>
   <w:style w:type="table" w:default="1" w:styleId="TableNormal">

--- a/Mobile app development.docx
+++ b/Mobile app development.docx
@@ -31,7 +31,7 @@
                     </pic:cNvPicPr>
                   </pic:nvPicPr>
                   <pic:blipFill>
-                    <a:blip r:embed="rId7" cstate="print">
+                    <a:blip r:embed="rId6" cstate="print">
                       <a:extLst>
                         <a:ext uri="{28A0092B-C50C-407E-A947-70E740481C1C}">
                           <a14:useLocalDpi xmlns:a14="http://schemas.microsoft.com/office/drawing/2010/main" val="0"/>
@@ -69,7 +69,7 @@
           <w:noProof/>
         </w:rPr>
         <w:drawing>
-          <wp:inline distT="0" distB="0" distL="0" distR="0" wp14:anchorId="215D4C9A" wp14:editId="07B14EA1">
+          <wp:inline distT="0" distB="0" distL="0" distR="0" wp14:anchorId="215D4C9A" wp14:editId="64D30467">
             <wp:extent cx="2183750" cy="1840322"/>
             <wp:effectExtent l="0" t="0" r="7620" b="7620"/>
             <wp:docPr id="1107990121" name="Picture 3"/>
@@ -86,7 +86,7 @@
                     </pic:cNvPicPr>
                   </pic:nvPicPr>
                   <pic:blipFill>
-                    <a:blip r:embed="rId8" cstate="print">
+                    <a:blip r:embed="rId7" cstate="print">
                       <a:extLst>
                         <a:ext uri="{28A0092B-C50C-407E-A947-70E740481C1C}">
                           <a14:useLocalDpi xmlns:a14="http://schemas.microsoft.com/office/drawing/2010/main" val="0"/>
@@ -142,7 +142,7 @@
                     </pic:cNvPicPr>
                   </pic:nvPicPr>
                   <pic:blipFill>
-                    <a:blip r:embed="rId9">
+                    <a:blip r:embed="rId8">
                       <a:extLst>
                         <a:ext uri="{28A0092B-C50C-407E-A947-70E740481C1C}">
                           <a14:useLocalDpi xmlns:a14="http://schemas.microsoft.com/office/drawing/2010/main" val="0"/>
@@ -203,7 +203,7 @@
                     </pic:cNvPicPr>
                   </pic:nvPicPr>
                   <pic:blipFill>
-                    <a:blip r:embed="rId10" cstate="print">
+                    <a:blip r:embed="rId9" cstate="print">
                       <a:extLst>
                         <a:ext uri="{28A0092B-C50C-407E-A947-70E740481C1C}">
                           <a14:useLocalDpi xmlns:a14="http://schemas.microsoft.com/office/drawing/2010/main" val="0"/>
@@ -266,7 +266,7 @@
                     </pic:cNvPicPr>
                   </pic:nvPicPr>
                   <pic:blipFill>
-                    <a:blip r:embed="rId11">
+                    <a:blip r:embed="rId10">
                       <a:extLst>
                         <a:ext uri="{28A0092B-C50C-407E-A947-70E740481C1C}">
                           <a14:useLocalDpi xmlns:a14="http://schemas.microsoft.com/office/drawing/2010/main" val="0"/>
@@ -322,7 +322,7 @@
                     </pic:cNvPicPr>
                   </pic:nvPicPr>
                   <pic:blipFill>
-                    <a:blip r:embed="rId12">
+                    <a:blip r:embed="rId11">
                       <a:extLst>
                         <a:ext uri="{28A0092B-C50C-407E-A947-70E740481C1C}">
                           <a14:useLocalDpi xmlns:a14="http://schemas.microsoft.com/office/drawing/2010/main" val="0"/>
@@ -377,7 +377,7 @@
                     </pic:cNvPicPr>
                   </pic:nvPicPr>
                   <pic:blipFill>
-                    <a:blip r:embed="rId13" cstate="print">
+                    <a:blip r:embed="rId12" cstate="print">
                       <a:extLst>
                         <a:ext uri="{28A0092B-C50C-407E-A947-70E740481C1C}">
                           <a14:useLocalDpi xmlns:a14="http://schemas.microsoft.com/office/drawing/2010/main" val="0"/>
@@ -433,7 +433,7 @@
                     </pic:cNvPicPr>
                   </pic:nvPicPr>
                   <pic:blipFill>
-                    <a:blip r:embed="rId14" cstate="print">
+                    <a:blip r:embed="rId13" cstate="print">
                       <a:extLst>
                         <a:ext uri="{28A0092B-C50C-407E-A947-70E740481C1C}">
                           <a14:useLocalDpi xmlns:a14="http://schemas.microsoft.com/office/drawing/2010/main" val="0"/>
@@ -489,7 +489,7 @@
                     </pic:cNvPicPr>
                   </pic:nvPicPr>
                   <pic:blipFill>
-                    <a:blip r:embed="rId15" cstate="print">
+                    <a:blip r:embed="rId14" cstate="print">
                       <a:extLst>
                         <a:ext uri="{28A0092B-C50C-407E-A947-70E740481C1C}">
                           <a14:useLocalDpi xmlns:a14="http://schemas.microsoft.com/office/drawing/2010/main" val="0"/>
@@ -542,7 +542,7 @@
                     </pic:cNvPicPr>
                   </pic:nvPicPr>
                   <pic:blipFill>
-                    <a:blip r:embed="rId16" cstate="print">
+                    <a:blip r:embed="rId15" cstate="print">
                       <a:extLst>
                         <a:ext uri="{28A0092B-C50C-407E-A947-70E740481C1C}">
                           <a14:useLocalDpi xmlns:a14="http://schemas.microsoft.com/office/drawing/2010/main" val="0"/>
@@ -614,7 +614,7 @@
                     </pic:cNvPicPr>
                   </pic:nvPicPr>
                   <pic:blipFill>
-                    <a:blip r:embed="rId17" cstate="print">
+                    <a:blip r:embed="rId16" cstate="print">
                       <a:extLst>
                         <a:ext uri="{28A0092B-C50C-407E-A947-70E740481C1C}">
                           <a14:useLocalDpi xmlns:a14="http://schemas.microsoft.com/office/drawing/2010/main" val="0"/>
@@ -675,7 +675,7 @@
                     </pic:cNvPicPr>
                   </pic:nvPicPr>
                   <pic:blipFill>
-                    <a:blip r:embed="rId18" cstate="print">
+                    <a:blip r:embed="rId17" cstate="print">
                       <a:extLst>
                         <a:ext uri="{28A0092B-C50C-407E-A947-70E740481C1C}">
                           <a14:useLocalDpi xmlns:a14="http://schemas.microsoft.com/office/drawing/2010/main" val="0"/>
@@ -736,7 +736,7 @@
                     </pic:cNvPicPr>
                   </pic:nvPicPr>
                   <pic:blipFill>
-                    <a:blip r:embed="rId19" cstate="print">
+                    <a:blip r:embed="rId18" cstate="print">
                       <a:extLst>
                         <a:ext uri="{28A0092B-C50C-407E-A947-70E740481C1C}">
                           <a14:useLocalDpi xmlns:a14="http://schemas.microsoft.com/office/drawing/2010/main" val="0"/>
@@ -802,7 +802,7 @@
                     </pic:cNvPicPr>
                   </pic:nvPicPr>
                   <pic:blipFill>
-                    <a:blip r:embed="rId20" cstate="print">
+                    <a:blip r:embed="rId19" cstate="print">
                       <a:extLst>
                         <a:ext uri="{28A0092B-C50C-407E-A947-70E740481C1C}">
                           <a14:useLocalDpi xmlns:a14="http://schemas.microsoft.com/office/drawing/2010/main" val="0"/>
@@ -863,7 +863,7 @@
                     </pic:cNvPicPr>
                   </pic:nvPicPr>
                   <pic:blipFill>
-                    <a:blip r:embed="rId21" cstate="print">
+                    <a:blip r:embed="rId20" cstate="print">
                       <a:extLst>
                         <a:ext uri="{28A0092B-C50C-407E-A947-70E740481C1C}">
                           <a14:useLocalDpi xmlns:a14="http://schemas.microsoft.com/office/drawing/2010/main" val="0"/>
@@ -906,7 +906,7 @@
         </w:rPr>
         <w:lastRenderedPageBreak/>
         <w:drawing>
-          <wp:anchor distT="0" distB="0" distL="114300" distR="114300" simplePos="0" relativeHeight="251658242" behindDoc="1" locked="0" layoutInCell="1" allowOverlap="1" wp14:anchorId="4DAC6EBC" wp14:editId="7628866B">
+          <wp:anchor distT="0" distB="0" distL="114300" distR="114300" simplePos="0" relativeHeight="251658242" behindDoc="1" locked="0" layoutInCell="1" allowOverlap="1" wp14:anchorId="4DAC6EBC" wp14:editId="79C06441">
             <wp:simplePos x="0" y="0"/>
             <wp:positionH relativeFrom="column">
               <wp:posOffset>1965960</wp:posOffset>
@@ -931,7 +931,7 @@
                     </pic:cNvPicPr>
                   </pic:nvPicPr>
                   <pic:blipFill>
-                    <a:blip r:embed="rId22" cstate="print">
+                    <a:blip r:embed="rId21" cstate="print">
                       <a:extLst>
                         <a:ext uri="{28A0092B-C50C-407E-A947-70E740481C1C}">
                           <a14:useLocalDpi xmlns:a14="http://schemas.microsoft.com/office/drawing/2010/main" val="0"/>
@@ -998,7 +998,7 @@
                     </pic:cNvPicPr>
                   </pic:nvPicPr>
                   <pic:blipFill>
-                    <a:blip r:embed="rId23" cstate="print">
+                    <a:blip r:embed="rId22" cstate="print">
                       <a:extLst>
                         <a:ext uri="{28A0092B-C50C-407E-A947-70E740481C1C}">
                           <a14:useLocalDpi xmlns:a14="http://schemas.microsoft.com/office/drawing/2010/main" val="0"/>
@@ -1100,7 +1100,7 @@
                     </pic:cNvPicPr>
                   </pic:nvPicPr>
                   <pic:blipFill>
-                    <a:blip r:embed="rId24" cstate="print">
+                    <a:blip r:embed="rId23" cstate="print">
                       <a:extLst>
                         <a:ext uri="{28A0092B-C50C-407E-A947-70E740481C1C}">
                           <a14:useLocalDpi xmlns:a14="http://schemas.microsoft.com/office/drawing/2010/main" val="0"/>
@@ -1161,7 +1161,7 @@
                     </pic:cNvPicPr>
                   </pic:nvPicPr>
                   <pic:blipFill>
-                    <a:blip r:embed="rId17" cstate="print">
+                    <a:blip r:embed="rId16" cstate="print">
                       <a:extLst>
                         <a:ext uri="{28A0092B-C50C-407E-A947-70E740481C1C}">
                           <a14:useLocalDpi xmlns:a14="http://schemas.microsoft.com/office/drawing/2010/main" val="0"/>
@@ -1235,7 +1235,7 @@
                     </pic:cNvPicPr>
                   </pic:nvPicPr>
                   <pic:blipFill>
-                    <a:blip r:embed="rId25" cstate="print">
+                    <a:blip r:embed="rId24" cstate="print">
                       <a:extLst>
                         <a:ext uri="{28A0092B-C50C-407E-A947-70E740481C1C}">
                           <a14:useLocalDpi xmlns:a14="http://schemas.microsoft.com/office/drawing/2010/main" val="0"/>
@@ -1288,7 +1288,7 @@
                     </pic:cNvPicPr>
                   </pic:nvPicPr>
                   <pic:blipFill>
-                    <a:blip r:embed="rId26" cstate="print">
+                    <a:blip r:embed="rId25" cstate="print">
                       <a:extLst>
                         <a:ext uri="{28A0092B-C50C-407E-A947-70E740481C1C}">
                           <a14:useLocalDpi xmlns:a14="http://schemas.microsoft.com/office/drawing/2010/main" val="0"/>
@@ -1331,6 +1331,9 @@
         <w:spacing w:after="200" w:line="276" w:lineRule="auto"/>
       </w:pPr>
       <w:r>
+        <w:rPr>
+          <w:noProof/>
+        </w:rPr>
         <w:lastRenderedPageBreak/>
         <w:drawing>
           <wp:inline distT="0" distB="0" distL="0" distR="0" wp14:anchorId="64AB5551" wp14:editId="6C183D89">
@@ -1350,7 +1353,7 @@
                     </pic:cNvPicPr>
                   </pic:nvPicPr>
                   <pic:blipFill>
-                    <a:blip r:embed="rId27" cstate="print">
+                    <a:blip r:embed="rId26" cstate="print">
                       <a:extLst>
                         <a:ext uri="{28A0092B-C50C-407E-A947-70E740481C1C}">
                           <a14:useLocalDpi xmlns:a14="http://schemas.microsoft.com/office/drawing/2010/main" val="0"/>
@@ -1406,7 +1409,7 @@
                     </pic:cNvPicPr>
                   </pic:nvPicPr>
                   <pic:blipFill>
-                    <a:blip r:embed="rId26" cstate="print">
+                    <a:blip r:embed="rId25" cstate="print">
                       <a:extLst>
                         <a:ext uri="{28A0092B-C50C-407E-A947-70E740481C1C}">
                           <a14:useLocalDpi xmlns:a14="http://schemas.microsoft.com/office/drawing/2010/main" val="0"/>
@@ -1459,7 +1462,7 @@
                     </pic:cNvPicPr>
                   </pic:nvPicPr>
                   <pic:blipFill>
-                    <a:blip r:embed="rId25" cstate="print">
+                    <a:blip r:embed="rId24" cstate="print">
                       <a:extLst>
                         <a:ext uri="{28A0092B-C50C-407E-A947-70E740481C1C}">
                           <a14:useLocalDpi xmlns:a14="http://schemas.microsoft.com/office/drawing/2010/main" val="0"/>
@@ -1507,6 +1510,59 @@
                 <pic:pic xmlns:pic="http://schemas.openxmlformats.org/drawingml/2006/picture">
                   <pic:nvPicPr>
                     <pic:cNvPr id="0" name="Picture 10"/>
+                    <pic:cNvPicPr>
+                      <a:picLocks noChangeAspect="1" noChangeArrowheads="1"/>
+                    </pic:cNvPicPr>
+                  </pic:nvPicPr>
+                  <pic:blipFill>
+                    <a:blip r:embed="rId27" cstate="print">
+                      <a:extLst>
+                        <a:ext uri="{28A0092B-C50C-407E-A947-70E740481C1C}">
+                          <a14:useLocalDpi xmlns:a14="http://schemas.microsoft.com/office/drawing/2010/main" val="0"/>
+                        </a:ext>
+                      </a:extLst>
+                    </a:blip>
+                    <a:srcRect/>
+                    <a:stretch>
+                      <a:fillRect/>
+                    </a:stretch>
+                  </pic:blipFill>
+                  <pic:spPr bwMode="auto">
+                    <a:xfrm>
+                      <a:off x="0" y="0"/>
+                      <a:ext cx="1600200" cy="3566160"/>
+                    </a:xfrm>
+                    <a:prstGeom prst="rect">
+                      <a:avLst/>
+                    </a:prstGeom>
+                    <a:noFill/>
+                    <a:ln>
+                      <a:noFill/>
+                    </a:ln>
+                  </pic:spPr>
+                </pic:pic>
+              </a:graphicData>
+            </a:graphic>
+          </wp:inline>
+        </w:drawing>
+      </w:r>
+      <w:r>
+        <w:rPr>
+          <w:noProof/>
+        </w:rPr>
+        <w:drawing>
+          <wp:inline distT="0" distB="0" distL="0" distR="0" wp14:anchorId="4A9B2CDB" wp14:editId="4C1D5065">
+            <wp:extent cx="1600200" cy="3566160"/>
+            <wp:effectExtent l="0" t="0" r="0" b="0"/>
+            <wp:docPr id="247762931" name="Picture 4"/>
+            <wp:cNvGraphicFramePr>
+              <a:graphicFrameLocks xmlns:a="http://schemas.openxmlformats.org/drawingml/2006/main" noChangeAspect="1"/>
+            </wp:cNvGraphicFramePr>
+            <a:graphic xmlns:a="http://schemas.openxmlformats.org/drawingml/2006/main">
+              <a:graphicData uri="http://schemas.openxmlformats.org/drawingml/2006/picture">
+                <pic:pic xmlns:pic="http://schemas.openxmlformats.org/drawingml/2006/picture">
+                  <pic:nvPicPr>
+                    <pic:cNvPr id="0" name="Picture 9"/>
                     <pic:cNvPicPr>
                       <a:picLocks noChangeAspect="1" noChangeArrowheads="1"/>
                     </pic:cNvPicPr>
@@ -1548,59 +1604,6 @@
           <w:noProof/>
         </w:rPr>
         <w:drawing>
-          <wp:inline distT="0" distB="0" distL="0" distR="0" wp14:anchorId="4A9B2CDB" wp14:editId="4C1D5065">
-            <wp:extent cx="1600200" cy="3566160"/>
-            <wp:effectExtent l="0" t="0" r="0" b="0"/>
-            <wp:docPr id="247762931" name="Picture 4"/>
-            <wp:cNvGraphicFramePr>
-              <a:graphicFrameLocks xmlns:a="http://schemas.openxmlformats.org/drawingml/2006/main" noChangeAspect="1"/>
-            </wp:cNvGraphicFramePr>
-            <a:graphic xmlns:a="http://schemas.openxmlformats.org/drawingml/2006/main">
-              <a:graphicData uri="http://schemas.openxmlformats.org/drawingml/2006/picture">
-                <pic:pic xmlns:pic="http://schemas.openxmlformats.org/drawingml/2006/picture">
-                  <pic:nvPicPr>
-                    <pic:cNvPr id="0" name="Picture 9"/>
-                    <pic:cNvPicPr>
-                      <a:picLocks noChangeAspect="1" noChangeArrowheads="1"/>
-                    </pic:cNvPicPr>
-                  </pic:nvPicPr>
-                  <pic:blipFill>
-                    <a:blip r:embed="rId29" cstate="print">
-                      <a:extLst>
-                        <a:ext uri="{28A0092B-C50C-407E-A947-70E740481C1C}">
-                          <a14:useLocalDpi xmlns:a14="http://schemas.microsoft.com/office/drawing/2010/main" val="0"/>
-                        </a:ext>
-                      </a:extLst>
-                    </a:blip>
-                    <a:srcRect/>
-                    <a:stretch>
-                      <a:fillRect/>
-                    </a:stretch>
-                  </pic:blipFill>
-                  <pic:spPr bwMode="auto">
-                    <a:xfrm>
-                      <a:off x="0" y="0"/>
-                      <a:ext cx="1600200" cy="3566160"/>
-                    </a:xfrm>
-                    <a:prstGeom prst="rect">
-                      <a:avLst/>
-                    </a:prstGeom>
-                    <a:noFill/>
-                    <a:ln>
-                      <a:noFill/>
-                    </a:ln>
-                  </pic:spPr>
-                </pic:pic>
-              </a:graphicData>
-            </a:graphic>
-          </wp:inline>
-        </w:drawing>
-      </w:r>
-      <w:r>
-        <w:rPr>
-          <w:noProof/>
-        </w:rPr>
-        <w:drawing>
           <wp:inline distT="0" distB="0" distL="0" distR="0" wp14:anchorId="3AAE76FC" wp14:editId="47456415">
             <wp:extent cx="1325880" cy="2944368"/>
             <wp:effectExtent l="0" t="0" r="7620" b="8890"/>
@@ -1618,7 +1621,7 @@
                     </pic:cNvPicPr>
                   </pic:nvPicPr>
                   <pic:blipFill>
-                    <a:blip r:embed="rId30" cstate="print">
+                    <a:blip r:embed="rId29" cstate="print">
                       <a:extLst>
                         <a:ext uri="{28A0092B-C50C-407E-A947-70E740481C1C}">
                           <a14:useLocalDpi xmlns:a14="http://schemas.microsoft.com/office/drawing/2010/main" val="0"/>
@@ -1650,9 +1653,291 @@
         </w:drawing>
       </w:r>
     </w:p>
+    <w:p>
+      <w:pPr>
+        <w:spacing w:after="200" w:line="276" w:lineRule="auto"/>
+      </w:pPr>
+    </w:p>
+    <w:p>
+      <w:pPr>
+        <w:spacing w:after="200" w:line="276" w:lineRule="auto"/>
+      </w:pPr>
+      <w:r>
+        <w:t>APPLICATION ARCHITECTURE</w:t>
+      </w:r>
+    </w:p>
+    <w:p>
+      <w:pPr>
+        <w:spacing w:after="200" w:line="276" w:lineRule="auto"/>
+      </w:pPr>
+      <w:r>
+        <w:lastRenderedPageBreak/>
+        <w:t xml:space="preserve">Table </w:t>
+      </w:r>
+      <w:r>
+        <w:t>Users</w:t>
+      </w:r>
+    </w:p>
+    <w:tbl>
+      <w:tblPr>
+        <w:tblStyle w:val="TableGrid"/>
+        <w:tblW w:w="0" w:type="auto"/>
+        <w:tblLook w:val="04A0" w:firstRow="1" w:lastRow="0" w:firstColumn="1" w:lastColumn="0" w:noHBand="0" w:noVBand="1"/>
+      </w:tblPr>
+      <w:tblGrid>
+        <w:gridCol w:w="4428"/>
+        <w:gridCol w:w="4428"/>
+      </w:tblGrid>
+      <w:tr>
+        <w:tc>
+          <w:tcPr>
+            <w:tcW w:w="4428" w:type="dxa"/>
+          </w:tcPr>
+          <w:p>
+            <w:r>
+              <w:t>ID</w:t>
+            </w:r>
+          </w:p>
+        </w:tc>
+        <w:tc>
+          <w:tcPr>
+            <w:tcW w:w="4428" w:type="dxa"/>
+          </w:tcPr>
+          <w:p>
+            <w:r>
+              <w:t>Integer</w:t>
+            </w:r>
+          </w:p>
+        </w:tc>
+      </w:tr>
+      <w:tr>
+        <w:tc>
+          <w:tcPr>
+            <w:tcW w:w="4428" w:type="dxa"/>
+          </w:tcPr>
+          <w:p>
+            <w:r>
+              <w:t>Name</w:t>
+            </w:r>
+          </w:p>
+        </w:tc>
+        <w:tc>
+          <w:tcPr>
+            <w:tcW w:w="4428" w:type="dxa"/>
+          </w:tcPr>
+          <w:p>
+            <w:r>
+              <w:t>Text</w:t>
+            </w:r>
+          </w:p>
+        </w:tc>
+      </w:tr>
+      <w:tr>
+        <w:tc>
+          <w:tcPr>
+            <w:tcW w:w="4428" w:type="dxa"/>
+          </w:tcPr>
+          <w:p>
+            <w:r>
+              <w:t>Email</w:t>
+            </w:r>
+          </w:p>
+        </w:tc>
+        <w:tc>
+          <w:tcPr>
+            <w:tcW w:w="4428" w:type="dxa"/>
+          </w:tcPr>
+          <w:p>
+            <w:r>
+              <w:t>Text</w:t>
+            </w:r>
+          </w:p>
+        </w:tc>
+      </w:tr>
+      <w:tr>
+        <w:tc>
+          <w:tcPr>
+            <w:tcW w:w="4428" w:type="dxa"/>
+          </w:tcPr>
+          <w:p>
+            <w:r>
+              <w:t>Password</w:t>
+            </w:r>
+          </w:p>
+        </w:tc>
+        <w:tc>
+          <w:tcPr>
+            <w:tcW w:w="4428" w:type="dxa"/>
+          </w:tcPr>
+          <w:p>
+            <w:r>
+              <w:t>Text</w:t>
+            </w:r>
+          </w:p>
+        </w:tc>
+      </w:tr>
+      <w:tr>
+        <w:tc>
+          <w:tcPr>
+            <w:tcW w:w="4428" w:type="dxa"/>
+          </w:tcPr>
+          <w:p>
+            <w:r>
+              <w:t>level</w:t>
+            </w:r>
+          </w:p>
+        </w:tc>
+        <w:tc>
+          <w:tcPr>
+            <w:tcW w:w="4428" w:type="dxa"/>
+          </w:tcPr>
+          <w:p>
+            <w:r>
+              <w:t>Integer</w:t>
+            </w:r>
+          </w:p>
+        </w:tc>
+      </w:tr>
+      <w:tr>
+        <w:tc>
+          <w:tcPr>
+            <w:tcW w:w="4428" w:type="dxa"/>
+          </w:tcPr>
+          <w:p>
+            <w:r>
+              <w:t>Created at</w:t>
+            </w:r>
+          </w:p>
+        </w:tc>
+        <w:tc>
+          <w:tcPr>
+            <w:tcW w:w="4428" w:type="dxa"/>
+          </w:tcPr>
+          <w:p>
+            <w:r>
+              <w:t>Text</w:t>
+            </w:r>
+          </w:p>
+        </w:tc>
+      </w:tr>
+    </w:tbl>
+    <w:p/>
+    <w:p>
+      <w:r>
+        <w:t>Primary key – ID</w:t>
+      </w:r>
+    </w:p>
+    <w:p>
+      <w:r>
+        <w:t xml:space="preserve">Unique key </w:t>
+      </w:r>
+      <w:r>
+        <w:t>–</w:t>
+      </w:r>
+      <w:r>
+        <w:t xml:space="preserve"> Email</w:t>
+      </w:r>
+    </w:p>
+    <w:p>
+      <w:r>
+        <w:drawing>
+          <wp:inline distT="0" distB="0" distL="0" distR="0" wp14:anchorId="4048E1E8" wp14:editId="298429FA">
+            <wp:extent cx="1719072" cy="3456432"/>
+            <wp:effectExtent l="0" t="0" r="0" b="0"/>
+            <wp:docPr id="1296689633" name="Picture 1"/>
+            <wp:cNvGraphicFramePr>
+              <a:graphicFrameLocks xmlns:a="http://schemas.openxmlformats.org/drawingml/2006/main" noChangeAspect="1"/>
+            </wp:cNvGraphicFramePr>
+            <a:graphic xmlns:a="http://schemas.openxmlformats.org/drawingml/2006/main">
+              <a:graphicData uri="http://schemas.openxmlformats.org/drawingml/2006/picture">
+                <pic:pic xmlns:pic="http://schemas.openxmlformats.org/drawingml/2006/picture">
+                  <pic:nvPicPr>
+                    <pic:cNvPr id="1296689633" name=""/>
+                    <pic:cNvPicPr/>
+                  </pic:nvPicPr>
+                  <pic:blipFill>
+                    <a:blip r:embed="rId30"/>
+                    <a:stretch>
+                      <a:fillRect/>
+                    </a:stretch>
+                  </pic:blipFill>
+                  <pic:spPr>
+                    <a:xfrm>
+                      <a:off x="0" y="0"/>
+                      <a:ext cx="1719072" cy="3456432"/>
+                    </a:xfrm>
+                    <a:prstGeom prst="rect">
+                      <a:avLst/>
+                    </a:prstGeom>
+                  </pic:spPr>
+                </pic:pic>
+              </a:graphicData>
+            </a:graphic>
+          </wp:inline>
+        </w:drawing>
+      </w:r>
+      <w:r>
+        <w:rPr>
+          <w:rFonts w:ascii="Times New Roman" w:eastAsia="Times New Roman" w:hAnsi="Times New Roman" w:cs="Times New Roman"/>
+          <w:kern w:val="0"/>
+          <w14:ligatures w14:val="none"/>
+        </w:rPr>
+        <w:t xml:space="preserve"> </w:t>
+      </w:r>
+      <w:r>
+        <w:drawing>
+          <wp:inline distT="0" distB="0" distL="0" distR="0" wp14:anchorId="2EE596A0" wp14:editId="0E59C361">
+            <wp:extent cx="1655064" cy="3383280"/>
+            <wp:effectExtent l="0" t="0" r="2540" b="7620"/>
+            <wp:docPr id="41070902" name="Picture 2"/>
+            <wp:cNvGraphicFramePr>
+              <a:graphicFrameLocks xmlns:a="http://schemas.openxmlformats.org/drawingml/2006/main" noChangeAspect="1"/>
+            </wp:cNvGraphicFramePr>
+            <a:graphic xmlns:a="http://schemas.openxmlformats.org/drawingml/2006/main">
+              <a:graphicData uri="http://schemas.openxmlformats.org/drawingml/2006/picture">
+                <pic:pic xmlns:pic="http://schemas.openxmlformats.org/drawingml/2006/picture">
+                  <pic:nvPicPr>
+                    <pic:cNvPr id="0" name="Picture 6"/>
+                    <pic:cNvPicPr>
+                      <a:picLocks noChangeAspect="1" noChangeArrowheads="1"/>
+                    </pic:cNvPicPr>
+                  </pic:nvPicPr>
+                  <pic:blipFill>
+                    <a:blip r:embed="rId31" cstate="print">
+                      <a:extLst>
+                        <a:ext uri="{28A0092B-C50C-407E-A947-70E740481C1C}">
+                          <a14:useLocalDpi xmlns:a14="http://schemas.microsoft.com/office/drawing/2010/main" val="0"/>
+                        </a:ext>
+                      </a:extLst>
+                    </a:blip>
+                    <a:srcRect/>
+                    <a:stretch>
+                      <a:fillRect/>
+                    </a:stretch>
+                  </pic:blipFill>
+                  <pic:spPr bwMode="auto">
+                    <a:xfrm>
+                      <a:off x="0" y="0"/>
+                      <a:ext cx="1655064" cy="3383280"/>
+                    </a:xfrm>
+                    <a:prstGeom prst="rect">
+                      <a:avLst/>
+                    </a:prstGeom>
+                    <a:noFill/>
+                    <a:ln>
+                      <a:noFill/>
+                    </a:ln>
+                  </pic:spPr>
+                </pic:pic>
+              </a:graphicData>
+            </a:graphic>
+          </wp:inline>
+        </w:drawing>
+      </w:r>
+    </w:p>
     <w:p/>
     <w:sectPr>
-      <w:headerReference w:type="default" r:id="rId31"/>
+      <w:headerReference w:type="default" r:id="rId32"/>
       <w:pgSz w:w="12240" w:h="15840"/>
       <w:pgMar w:top="1440" w:right="1440" w:bottom="1440" w:left="1440" w:header="720" w:footer="720" w:gutter="0"/>
       <w:cols w:space="720"/>
@@ -1725,10 +2010,6 @@
     </w:pPr>
   </w:p>
 </w:hdr>
-</file>
-
-<file path=word/numbering.xml><?xml version="1.0" encoding="utf-8"?>
-<w:numbering xmlns:wpc="http://schemas.microsoft.com/office/word/2010/wordprocessingCanvas" xmlns:cx="http://schemas.microsoft.com/office/drawing/2014/chartex" xmlns:cx1="http://schemas.microsoft.com/office/drawing/2015/9/8/chartex" xmlns:cx2="http://schemas.microsoft.com/office/drawing/2015/10/21/chartex" xmlns:cx3="http://schemas.microsoft.com/office/drawing/2016/5/9/chartex" xmlns:cx4="http://schemas.microsoft.com/office/drawing/2016/5/10/chartex" xmlns:cx5="http://schemas.microsoft.com/office/drawing/2016/5/11/chartex" xmlns:cx6="http://schemas.microsoft.com/office/drawing/2016/5/12/chartex" xmlns:cx7="http://schemas.microsoft.com/office/drawing/2016/5/13/chartex" xmlns:cx8="http://schemas.microsoft.com/office/drawing/2016/5/14/chartex" xmlns:mc="http://schemas.openxmlformats.org/markup-compatibility/2006" xmlns:aink="http://schemas.microsoft.com/office/drawing/2016/ink" xmlns:am3d="http://schemas.microsoft.com/office/drawing/2017/model3d" xmlns:o="urn:schemas-microsoft-com:office:office" xmlns:oel="http://schemas.microsoft.com/office/2019/extlst" xmlns:r="http://schemas.openxmlformats.org/officeDocument/2006/relationships" xmlns:m="http://schemas.openxmlformats.org/officeDocument/2006/math" xmlns:v="urn:schemas-microsoft-com:vml" xmlns:wp14="http://schemas.microsoft.com/office/word/2010/wordprocessingDrawing" xmlns:wp="http://schemas.openxmlformats.org/drawingml/2006/wordprocessingDrawing" xmlns:w10="urn:schemas-microsoft-com:office:word" xmlns:w="http://schemas.openxmlformats.org/wordprocessingml/2006/main" xmlns:w14="http://schemas.microsoft.com/office/word/2010/wordml" xmlns:w15="http://schemas.microsoft.com/office/word/2012/wordml" xmlns:w16cex="http://schemas.microsoft.com/office/word/2018/wordml/cex" xmlns:w16cid="http://schemas.microsoft.com/office/word/2016/wordml/cid" xmlns:w16="http://schemas.microsoft.com/office/word/2018/wordml" xmlns:w16du="http://schemas.microsoft.com/office/word/2023/wordml/word16du" xmlns:w16sdtdh="http://schemas.microsoft.com/office/word/2020/wordml/sdtdatahash" xmlns:w16sdtfl="http://schemas.microsoft.com/office/word/2024/wordml/sdtformatlock" xmlns:w16se="http://schemas.microsoft.com/office/word/2015/wordml/symex" xmlns:wpg="http://schemas.microsoft.com/office/word/2010/wordprocessingGroup" xmlns:wpi="http://schemas.microsoft.com/office/word/2010/wordprocessingInk" xmlns:wne="http://schemas.microsoft.com/office/word/2006/wordml" xmlns:wps="http://schemas.microsoft.com/office/word/2010/wordprocessingShape" mc:Ignorable="w14 w15 w16se w16cid w16 w16cex w16sdtdh w16sdtfl w16du wp14"/>
 </file>
 
 <file path=word/styles.xml><?xml version="1.0" encoding="utf-8"?>
@@ -1905,7 +2186,7 @@
     <w:lsdException w:name="Table Web 2" w:semiHidden="1" w:unhideWhenUsed="1"/>
     <w:lsdException w:name="Table Web 3" w:semiHidden="1" w:unhideWhenUsed="1"/>
     <w:lsdException w:name="Balloon Text" w:semiHidden="1" w:unhideWhenUsed="1"/>
-    <w:lsdException w:name="Table Grid" w:uiPriority="39"/>
+    <w:lsdException w:name="Table Grid" w:uiPriority="59"/>
     <w:lsdException w:name="Table Theme" w:semiHidden="1" w:unhideWhenUsed="1"/>
     <w:lsdException w:name="Placeholder Text" w:semiHidden="1"/>
     <w:lsdException w:name="No Spacing" w:uiPriority="1" w:qFormat="1"/>
@@ -2334,7 +2615,6 @@
   <w:style w:type="character" w:default="1" w:styleId="DefaultParagraphFont">
     <w:name w:val="Default Paragraph Font"/>
     <w:uiPriority w:val="1"/>
-    <w:semiHidden/>
     <w:unhideWhenUsed/>
   </w:style>
   <w:style w:type="table" w:default="1" w:styleId="TableNormal">
@@ -2691,6 +2971,43 @@
     <w:link w:val="Footer"/>
     <w:uiPriority w:val="99"/>
     <w:rsid w:val="00F54608"/>
+  </w:style>
+  <w:style w:type="table" w:styleId="TableGrid">
+    <w:name w:val="Table Grid"/>
+    <w:basedOn w:val="TableNormal"/>
+    <w:uiPriority w:val="59"/>
+    <w:rsid w:val="00BD6AD9"/>
+    <w:pPr>
+      <w:spacing w:after="0" w:line="240" w:lineRule="auto"/>
+    </w:pPr>
+    <w:rPr>
+      <w:rFonts w:ascii="Cambria" w:eastAsia="MS Mincho" w:hAnsi="Cambria" w:cs="SimSun"/>
+      <w:kern w:val="0"/>
+      <w:sz w:val="22"/>
+      <w:szCs w:val="22"/>
+      <w14:ligatures w14:val="none"/>
+    </w:rPr>
+    <w:tblPr>
+      <w:tblBorders>
+        <w:top w:val="single" w:sz="4" w:space="0" w:color="auto"/>
+        <w:left w:val="single" w:sz="4" w:space="0" w:color="auto"/>
+        <w:bottom w:val="single" w:sz="4" w:space="0" w:color="auto"/>
+        <w:right w:val="single" w:sz="4" w:space="0" w:color="auto"/>
+        <w:insideH w:val="single" w:sz="4" w:space="0" w:color="auto"/>
+        <w:insideV w:val="single" w:sz="4" w:space="0" w:color="auto"/>
+      </w:tblBorders>
+    </w:tblPr>
+  </w:style>
+  <w:style w:type="paragraph" w:styleId="NormalWeb">
+    <w:name w:val="Normal (Web)"/>
+    <w:basedOn w:val="Normal"/>
+    <w:uiPriority w:val="99"/>
+    <w:semiHidden/>
+    <w:unhideWhenUsed/>
+    <w:rsid w:val="009F609D"/>
+    <w:rPr>
+      <w:rFonts w:ascii="Times New Roman" w:hAnsi="Times New Roman" w:cs="Times New Roman"/>
+    </w:rPr>
   </w:style>
 </w:styles>
 </file>
